--- a/4. Herramienta Gestion Efectiva del Tiempo.docx
+++ b/4. Herramienta Gestion Efectiva del Tiempo.docx
@@ -5728,74 +5728,89 @@
             <w:vAlign w:val="center"/>
           </w:tcPr>
           <w:p>
-            <w:pPr>
-              <w:spacing w:line="600" w:lineRule="auto"/>
-            </w:pPr>
-          </w:p>
-        </w:tc>
-        <w:tc>
-          <w:tcPr>
-            <w:tcW w:w="1842" w:type="dxa"/>
-            <w:vAlign w:val="center"/>
-          </w:tcPr>
-          <w:p>
-            <w:pPr>
-              <w:spacing w:line="600" w:lineRule="auto"/>
-            </w:pPr>
-          </w:p>
-        </w:tc>
-        <w:tc>
-          <w:tcPr>
-            <w:tcW w:w="1418" w:type="dxa"/>
-            <w:vAlign w:val="center"/>
-          </w:tcPr>
-          <w:p>
-            <w:pPr>
-              <w:spacing w:line="600" w:lineRule="auto"/>
-            </w:pPr>
-          </w:p>
-        </w:tc>
-        <w:tc>
-          <w:tcPr>
-            <w:tcW w:w="1276" w:type="dxa"/>
-            <w:vAlign w:val="center"/>
-          </w:tcPr>
-          <w:p>
-            <w:pPr>
-              <w:spacing w:line="600" w:lineRule="auto"/>
+            <w:pPr/>
+            <w:r>
               <w:rPr>
                 <w:sz w:val="20"/>
                 <w:szCs w:val="24"/>
               </w:rPr>
-            </w:pPr>
+              <w:t xml:space="preserve">Levantamiento de información y entrevistas con dueños de proceso (MP8 Gestión de Personas y MP21 Servicios Generales)</w:t>
+            </w:r>
+          </w:p>
+        </w:tc>
+        <w:tc>
+          <w:tcPr>
+            <w:tcW w:w="1842" w:type="dxa"/>
+            <w:vAlign w:val="center"/>
+          </w:tcPr>
+          <w:p>
+            <w:pPr/>
             <w:r>
               <w:rPr>
                 <w:sz w:val="20"/>
                 <w:szCs w:val="24"/>
               </w:rPr>
-              <w:t>☐ Sí ☐ No</w:t>
-            </w:r>
-          </w:p>
-        </w:tc>
-        <w:tc>
-          <w:tcPr>
-            <w:tcW w:w="1955" w:type="dxa"/>
-            <w:vAlign w:val="center"/>
-          </w:tcPr>
-          <w:p>
-            <w:pPr>
-              <w:spacing w:line="600" w:lineRule="auto"/>
+              <w:t xml:space="preserve">8 h</w:t>
+            </w:r>
+          </w:p>
+        </w:tc>
+        <w:tc>
+          <w:tcPr>
+            <w:tcW w:w="1418" w:type="dxa"/>
+            <w:vAlign w:val="center"/>
+          </w:tcPr>
+          <w:p>
+            <w:pPr/>
+            <w:r>
               <w:rPr>
                 <w:sz w:val="20"/>
                 <w:szCs w:val="24"/>
               </w:rPr>
-            </w:pPr>
-            <w:r>
+              <w:t xml:space="preserve">Sí</w:t>
+            </w:r>
+          </w:p>
+        </w:tc>
+        <w:tc>
+          <w:tcPr>
+            <w:tcW w:w="1276" w:type="dxa"/>
+            <w:vAlign w:val="center"/>
+          </w:tcPr>
+          <w:p>
+            <w:pPr>
+              <w:spacing w:line="600" w:lineRule="auto"/>
               <w:rPr>
                 <w:sz w:val="20"/>
                 <w:szCs w:val="24"/>
               </w:rPr>
-              <w:t>☐ Sí ☐ No</w:t>
+            </w:pPr>
+            <w:r>
+              <w:rPr>
+                <w:sz w:val="20"/>
+                <w:szCs w:val="24"/>
+              </w:rPr>
+              <w:t xml:space="preserve">☐ Sí ☒ No</w:t>
+            </w:r>
+          </w:p>
+        </w:tc>
+        <w:tc>
+          <w:tcPr>
+            <w:tcW w:w="1955" w:type="dxa"/>
+            <w:vAlign w:val="center"/>
+          </w:tcPr>
+          <w:p>
+            <w:pPr>
+              <w:spacing w:line="600" w:lineRule="auto"/>
+              <w:rPr>
+                <w:sz w:val="20"/>
+                <w:szCs w:val="24"/>
+              </w:rPr>
+            </w:pPr>
+            <w:r>
+              <w:rPr>
+                <w:sz w:val="20"/>
+                <w:szCs w:val="24"/>
+              </w:rPr>
+              <w:t xml:space="preserve">☐ Sí ☒ No</w:t>
             </w:r>
           </w:p>
         </w:tc>
@@ -5810,74 +5825,89 @@
             <w:vAlign w:val="center"/>
           </w:tcPr>
           <w:p>
-            <w:pPr>
-              <w:spacing w:line="600" w:lineRule="auto"/>
-            </w:pPr>
-          </w:p>
-        </w:tc>
-        <w:tc>
-          <w:tcPr>
-            <w:tcW w:w="1842" w:type="dxa"/>
-            <w:vAlign w:val="center"/>
-          </w:tcPr>
-          <w:p>
-            <w:pPr>
-              <w:spacing w:line="600" w:lineRule="auto"/>
-            </w:pPr>
-          </w:p>
-        </w:tc>
-        <w:tc>
-          <w:tcPr>
-            <w:tcW w:w="1418" w:type="dxa"/>
-            <w:vAlign w:val="center"/>
-          </w:tcPr>
-          <w:p>
-            <w:pPr>
-              <w:spacing w:line="600" w:lineRule="auto"/>
-            </w:pPr>
-          </w:p>
-        </w:tc>
-        <w:tc>
-          <w:tcPr>
-            <w:tcW w:w="1276" w:type="dxa"/>
-            <w:vAlign w:val="center"/>
-          </w:tcPr>
-          <w:p>
-            <w:pPr>
-              <w:spacing w:line="600" w:lineRule="auto"/>
+            <w:pPr/>
+            <w:r>
               <w:rPr>
                 <w:sz w:val="20"/>
                 <w:szCs w:val="24"/>
               </w:rPr>
-            </w:pPr>
+              <w:t xml:space="preserve">Modelamiento y documentación de la arquitectura de procesos bajo el MGO (niveles 1 a 5)</w:t>
+            </w:r>
+          </w:p>
+        </w:tc>
+        <w:tc>
+          <w:tcPr>
+            <w:tcW w:w="1842" w:type="dxa"/>
+            <w:vAlign w:val="center"/>
+          </w:tcPr>
+          <w:p>
+            <w:pPr/>
             <w:r>
               <w:rPr>
                 <w:sz w:val="20"/>
                 <w:szCs w:val="24"/>
               </w:rPr>
-              <w:t>☐ Sí ☐ No</w:t>
-            </w:r>
-          </w:p>
-        </w:tc>
-        <w:tc>
-          <w:tcPr>
-            <w:tcW w:w="1955" w:type="dxa"/>
-            <w:vAlign w:val="center"/>
-          </w:tcPr>
-          <w:p>
-            <w:pPr>
-              <w:spacing w:line="600" w:lineRule="auto"/>
+              <w:t xml:space="preserve">10 h</w:t>
+            </w:r>
+          </w:p>
+        </w:tc>
+        <w:tc>
+          <w:tcPr>
+            <w:tcW w:w="1418" w:type="dxa"/>
+            <w:vAlign w:val="center"/>
+          </w:tcPr>
+          <w:p>
+            <w:pPr/>
+            <w:r>
               <w:rPr>
                 <w:sz w:val="20"/>
                 <w:szCs w:val="24"/>
               </w:rPr>
-            </w:pPr>
-            <w:r>
+              <w:t xml:space="preserve">Sí</w:t>
+            </w:r>
+          </w:p>
+        </w:tc>
+        <w:tc>
+          <w:tcPr>
+            <w:tcW w:w="1276" w:type="dxa"/>
+            <w:vAlign w:val="center"/>
+          </w:tcPr>
+          <w:p>
+            <w:pPr>
+              <w:spacing w:line="600" w:lineRule="auto"/>
               <w:rPr>
                 <w:sz w:val="20"/>
                 <w:szCs w:val="24"/>
               </w:rPr>
-              <w:t>☐ Sí ☐ No</w:t>
+            </w:pPr>
+            <w:r>
+              <w:rPr>
+                <w:sz w:val="20"/>
+                <w:szCs w:val="24"/>
+              </w:rPr>
+              <w:t xml:space="preserve">☐ Sí ☒ No</w:t>
+            </w:r>
+          </w:p>
+        </w:tc>
+        <w:tc>
+          <w:tcPr>
+            <w:tcW w:w="1955" w:type="dxa"/>
+            <w:vAlign w:val="center"/>
+          </w:tcPr>
+          <w:p>
+            <w:pPr>
+              <w:spacing w:line="600" w:lineRule="auto"/>
+              <w:rPr>
+                <w:sz w:val="20"/>
+                <w:szCs w:val="24"/>
+              </w:rPr>
+            </w:pPr>
+            <w:r>
+              <w:rPr>
+                <w:sz w:val="20"/>
+                <w:szCs w:val="24"/>
+              </w:rPr>
+              <w:t xml:space="preserve">☐ Sí ☒ No</w:t>
             </w:r>
           </w:p>
         </w:tc>
@@ -5892,74 +5922,89 @@
             <w:vAlign w:val="center"/>
           </w:tcPr>
           <w:p>
-            <w:pPr>
-              <w:spacing w:line="600" w:lineRule="auto"/>
-            </w:pPr>
-          </w:p>
-        </w:tc>
-        <w:tc>
-          <w:tcPr>
-            <w:tcW w:w="1842" w:type="dxa"/>
-            <w:vAlign w:val="center"/>
-          </w:tcPr>
-          <w:p>
-            <w:pPr>
-              <w:spacing w:line="600" w:lineRule="auto"/>
-            </w:pPr>
-          </w:p>
-        </w:tc>
-        <w:tc>
-          <w:tcPr>
-            <w:tcW w:w="1418" w:type="dxa"/>
-            <w:vAlign w:val="center"/>
-          </w:tcPr>
-          <w:p>
-            <w:pPr>
-              <w:spacing w:line="600" w:lineRule="auto"/>
-            </w:pPr>
-          </w:p>
-        </w:tc>
-        <w:tc>
-          <w:tcPr>
-            <w:tcW w:w="1276" w:type="dxa"/>
-            <w:vAlign w:val="center"/>
-          </w:tcPr>
-          <w:p>
-            <w:pPr>
-              <w:spacing w:line="600" w:lineRule="auto"/>
+            <w:pPr/>
+            <w:r>
               <w:rPr>
                 <w:sz w:val="20"/>
                 <w:szCs w:val="24"/>
               </w:rPr>
-            </w:pPr>
+              <w:t xml:space="preserve">Reuniones de coordinación y comités a los que asisto sin evaluar antes si mi participación es necesaria</w:t>
+            </w:r>
+          </w:p>
+        </w:tc>
+        <w:tc>
+          <w:tcPr>
+            <w:tcW w:w="1842" w:type="dxa"/>
+            <w:vAlign w:val="center"/>
+          </w:tcPr>
+          <w:p>
+            <w:pPr/>
             <w:r>
               <w:rPr>
                 <w:sz w:val="20"/>
                 <w:szCs w:val="24"/>
               </w:rPr>
-              <w:t>☐ Sí ☐ No</w:t>
-            </w:r>
-          </w:p>
-        </w:tc>
-        <w:tc>
-          <w:tcPr>
-            <w:tcW w:w="1955" w:type="dxa"/>
-            <w:vAlign w:val="center"/>
-          </w:tcPr>
-          <w:p>
-            <w:pPr>
-              <w:spacing w:line="600" w:lineRule="auto"/>
+              <w:t xml:space="preserve">6 h</w:t>
+            </w:r>
+          </w:p>
+        </w:tc>
+        <w:tc>
+          <w:tcPr>
+            <w:tcW w:w="1418" w:type="dxa"/>
+            <w:vAlign w:val="center"/>
+          </w:tcPr>
+          <w:p>
+            <w:pPr/>
+            <w:r>
               <w:rPr>
                 <w:sz w:val="20"/>
                 <w:szCs w:val="24"/>
               </w:rPr>
-            </w:pPr>
-            <w:r>
+              <w:t xml:space="preserve">No siempre</w:t>
+            </w:r>
+          </w:p>
+        </w:tc>
+        <w:tc>
+          <w:tcPr>
+            <w:tcW w:w="1276" w:type="dxa"/>
+            <w:vAlign w:val="center"/>
+          </w:tcPr>
+          <w:p>
+            <w:pPr>
+              <w:spacing w:line="600" w:lineRule="auto"/>
               <w:rPr>
                 <w:sz w:val="20"/>
                 <w:szCs w:val="24"/>
               </w:rPr>
-              <w:t>☐ Sí ☐ No</w:t>
+            </w:pPr>
+            <w:r>
+              <w:rPr>
+                <w:sz w:val="20"/>
+                <w:szCs w:val="24"/>
+              </w:rPr>
+              <w:t xml:space="preserve">☒ Sí ☐ No</w:t>
+            </w:r>
+          </w:p>
+        </w:tc>
+        <w:tc>
+          <w:tcPr>
+            <w:tcW w:w="1955" w:type="dxa"/>
+            <w:vAlign w:val="center"/>
+          </w:tcPr>
+          <w:p>
+            <w:pPr>
+              <w:spacing w:line="600" w:lineRule="auto"/>
+              <w:rPr>
+                <w:sz w:val="20"/>
+                <w:szCs w:val="24"/>
+              </w:rPr>
+            </w:pPr>
+            <w:r>
+              <w:rPr>
+                <w:sz w:val="20"/>
+                <w:szCs w:val="24"/>
+              </w:rPr>
+              <w:t xml:space="preserve">☒ Sí ☐ No</w:t>
             </w:r>
           </w:p>
         </w:tc>
@@ -5974,74 +6019,89 @@
             <w:vAlign w:val="center"/>
           </w:tcPr>
           <w:p>
-            <w:pPr>
-              <w:spacing w:line="600" w:lineRule="auto"/>
-            </w:pPr>
-          </w:p>
-        </w:tc>
-        <w:tc>
-          <w:tcPr>
-            <w:tcW w:w="1842" w:type="dxa"/>
-            <w:vAlign w:val="center"/>
-          </w:tcPr>
-          <w:p>
-            <w:pPr>
-              <w:spacing w:line="600" w:lineRule="auto"/>
-            </w:pPr>
-          </w:p>
-        </w:tc>
-        <w:tc>
-          <w:tcPr>
-            <w:tcW w:w="1418" w:type="dxa"/>
-            <w:vAlign w:val="center"/>
-          </w:tcPr>
-          <w:p>
-            <w:pPr>
-              <w:spacing w:line="600" w:lineRule="auto"/>
-            </w:pPr>
-          </w:p>
-        </w:tc>
-        <w:tc>
-          <w:tcPr>
-            <w:tcW w:w="1276" w:type="dxa"/>
-            <w:vAlign w:val="center"/>
-          </w:tcPr>
-          <w:p>
-            <w:pPr>
-              <w:spacing w:line="600" w:lineRule="auto"/>
+            <w:pPr/>
+            <w:r>
               <w:rPr>
                 <w:sz w:val="20"/>
                 <w:szCs w:val="24"/>
               </w:rPr>
-            </w:pPr>
+              <w:t xml:space="preserve">Correo, Teams y consultas operativas de terceros</w:t>
+            </w:r>
+          </w:p>
+        </w:tc>
+        <w:tc>
+          <w:tcPr>
+            <w:tcW w:w="1842" w:type="dxa"/>
+            <w:vAlign w:val="center"/>
+          </w:tcPr>
+          <w:p>
+            <w:pPr/>
             <w:r>
               <w:rPr>
                 <w:sz w:val="20"/>
                 <w:szCs w:val="24"/>
               </w:rPr>
-              <w:t>☐ Sí ☐ No</w:t>
-            </w:r>
-          </w:p>
-        </w:tc>
-        <w:tc>
-          <w:tcPr>
-            <w:tcW w:w="1955" w:type="dxa"/>
-            <w:vAlign w:val="center"/>
-          </w:tcPr>
-          <w:p>
-            <w:pPr>
-              <w:spacing w:line="600" w:lineRule="auto"/>
+              <w:t xml:space="preserve">4 h</w:t>
+            </w:r>
+          </w:p>
+        </w:tc>
+        <w:tc>
+          <w:tcPr>
+            <w:tcW w:w="1418" w:type="dxa"/>
+            <w:vAlign w:val="center"/>
+          </w:tcPr>
+          <w:p>
+            <w:pPr/>
+            <w:r>
               <w:rPr>
                 <w:sz w:val="20"/>
                 <w:szCs w:val="24"/>
               </w:rPr>
-            </w:pPr>
-            <w:r>
+              <w:t xml:space="preserve">No</w:t>
+            </w:r>
+          </w:p>
+        </w:tc>
+        <w:tc>
+          <w:tcPr>
+            <w:tcW w:w="1276" w:type="dxa"/>
+            <w:vAlign w:val="center"/>
+          </w:tcPr>
+          <w:p>
+            <w:pPr>
+              <w:spacing w:line="600" w:lineRule="auto"/>
               <w:rPr>
                 <w:sz w:val="20"/>
                 <w:szCs w:val="24"/>
               </w:rPr>
-              <w:t>☐ Sí ☐ No</w:t>
+            </w:pPr>
+            <w:r>
+              <w:rPr>
+                <w:sz w:val="20"/>
+                <w:szCs w:val="24"/>
+              </w:rPr>
+              <w:t xml:space="preserve">☒ Sí ☐ No</w:t>
+            </w:r>
+          </w:p>
+        </w:tc>
+        <w:tc>
+          <w:tcPr>
+            <w:tcW w:w="1955" w:type="dxa"/>
+            <w:vAlign w:val="center"/>
+          </w:tcPr>
+          <w:p>
+            <w:pPr>
+              <w:spacing w:line="600" w:lineRule="auto"/>
+              <w:rPr>
+                <w:sz w:val="20"/>
+                <w:szCs w:val="24"/>
+              </w:rPr>
+            </w:pPr>
+            <w:r>
+              <w:rPr>
+                <w:sz w:val="20"/>
+                <w:szCs w:val="24"/>
+              </w:rPr>
+              <w:t xml:space="preserve">☒ Sí ☐ No</w:t>
             </w:r>
           </w:p>
         </w:tc>
@@ -6056,74 +6116,89 @@
             <w:vAlign w:val="center"/>
           </w:tcPr>
           <w:p>
-            <w:pPr>
-              <w:spacing w:line="600" w:lineRule="auto"/>
-            </w:pPr>
-          </w:p>
-        </w:tc>
-        <w:tc>
-          <w:tcPr>
-            <w:tcW w:w="1842" w:type="dxa"/>
-            <w:vAlign w:val="center"/>
-          </w:tcPr>
-          <w:p>
-            <w:pPr>
-              <w:spacing w:line="600" w:lineRule="auto"/>
-            </w:pPr>
-          </w:p>
-        </w:tc>
-        <w:tc>
-          <w:tcPr>
-            <w:tcW w:w="1418" w:type="dxa"/>
-            <w:vAlign w:val="center"/>
-          </w:tcPr>
-          <w:p>
-            <w:pPr>
-              <w:spacing w:line="600" w:lineRule="auto"/>
-            </w:pPr>
-          </w:p>
-        </w:tc>
-        <w:tc>
-          <w:tcPr>
-            <w:tcW w:w="1276" w:type="dxa"/>
-            <w:vAlign w:val="center"/>
-          </w:tcPr>
-          <w:p>
-            <w:pPr>
-              <w:spacing w:line="600" w:lineRule="auto"/>
+            <w:pPr/>
+            <w:r>
               <w:rPr>
                 <w:sz w:val="20"/>
                 <w:szCs w:val="24"/>
               </w:rPr>
-            </w:pPr>
+              <w:t xml:space="preserve">Revisión personal del detalle y del formato de documentos ya avanzados</w:t>
+            </w:r>
+          </w:p>
+        </w:tc>
+        <w:tc>
+          <w:tcPr>
+            <w:tcW w:w="1842" w:type="dxa"/>
+            <w:vAlign w:val="center"/>
+          </w:tcPr>
+          <w:p>
+            <w:pPr/>
             <w:r>
               <w:rPr>
                 <w:sz w:val="20"/>
                 <w:szCs w:val="24"/>
               </w:rPr>
-              <w:t>☐ Sí ☐ No</w:t>
-            </w:r>
-          </w:p>
-        </w:tc>
-        <w:tc>
-          <w:tcPr>
-            <w:tcW w:w="1955" w:type="dxa"/>
-            <w:vAlign w:val="center"/>
-          </w:tcPr>
-          <w:p>
-            <w:pPr>
-              <w:spacing w:line="600" w:lineRule="auto"/>
+              <w:t xml:space="preserve">3 h</w:t>
+            </w:r>
+          </w:p>
+        </w:tc>
+        <w:tc>
+          <w:tcPr>
+            <w:tcW w:w="1418" w:type="dxa"/>
+            <w:vAlign w:val="center"/>
+          </w:tcPr>
+          <w:p>
+            <w:pPr/>
+            <w:r>
               <w:rPr>
                 <w:sz w:val="20"/>
                 <w:szCs w:val="24"/>
               </w:rPr>
-            </w:pPr>
-            <w:r>
+              <w:t xml:space="preserve">No</w:t>
+            </w:r>
+          </w:p>
+        </w:tc>
+        <w:tc>
+          <w:tcPr>
+            <w:tcW w:w="1276" w:type="dxa"/>
+            <w:vAlign w:val="center"/>
+          </w:tcPr>
+          <w:p>
+            <w:pPr>
+              <w:spacing w:line="600" w:lineRule="auto"/>
               <w:rPr>
                 <w:sz w:val="20"/>
                 <w:szCs w:val="24"/>
               </w:rPr>
-              <w:t>☐ Sí ☐ No</w:t>
+            </w:pPr>
+            <w:r>
+              <w:rPr>
+                <w:sz w:val="20"/>
+                <w:szCs w:val="24"/>
+              </w:rPr>
+              <w:t xml:space="preserve">☐ Sí ☒ No</w:t>
+            </w:r>
+          </w:p>
+        </w:tc>
+        <w:tc>
+          <w:tcPr>
+            <w:tcW w:w="1955" w:type="dxa"/>
+            <w:vAlign w:val="center"/>
+          </w:tcPr>
+          <w:p>
+            <w:pPr>
+              <w:spacing w:line="600" w:lineRule="auto"/>
+              <w:rPr>
+                <w:sz w:val="20"/>
+                <w:szCs w:val="24"/>
+              </w:rPr>
+            </w:pPr>
+            <w:r>
+              <w:rPr>
+                <w:sz w:val="20"/>
+                <w:szCs w:val="24"/>
+              </w:rPr>
+              <w:t xml:space="preserve">☒ Sí ☐ No</w:t>
             </w:r>
           </w:p>
         </w:tc>
@@ -6138,74 +6213,89 @@
             <w:vAlign w:val="center"/>
           </w:tcPr>
           <w:p>
-            <w:pPr>
-              <w:spacing w:line="600" w:lineRule="auto"/>
-            </w:pPr>
-          </w:p>
-        </w:tc>
-        <w:tc>
-          <w:tcPr>
-            <w:tcW w:w="1842" w:type="dxa"/>
-            <w:vAlign w:val="center"/>
-          </w:tcPr>
-          <w:p>
-            <w:pPr>
-              <w:spacing w:line="600" w:lineRule="auto"/>
-            </w:pPr>
-          </w:p>
-        </w:tc>
-        <w:tc>
-          <w:tcPr>
-            <w:tcW w:w="1418" w:type="dxa"/>
-            <w:vAlign w:val="center"/>
-          </w:tcPr>
-          <w:p>
-            <w:pPr>
-              <w:spacing w:line="600" w:lineRule="auto"/>
-            </w:pPr>
-          </w:p>
-        </w:tc>
-        <w:tc>
-          <w:tcPr>
-            <w:tcW w:w="1276" w:type="dxa"/>
-            <w:vAlign w:val="center"/>
-          </w:tcPr>
-          <w:p>
-            <w:pPr>
-              <w:spacing w:line="600" w:lineRule="auto"/>
+            <w:pPr/>
+            <w:r>
               <w:rPr>
                 <w:sz w:val="20"/>
                 <w:szCs w:val="24"/>
               </w:rPr>
-            </w:pPr>
+              <w:t xml:space="preserve">Avance del AFE del magíster (metodología, redacción y lectura)</w:t>
+            </w:r>
+          </w:p>
+        </w:tc>
+        <w:tc>
+          <w:tcPr>
+            <w:tcW w:w="1842" w:type="dxa"/>
+            <w:vAlign w:val="center"/>
+          </w:tcPr>
+          <w:p>
+            <w:pPr/>
             <w:r>
               <w:rPr>
                 <w:sz w:val="20"/>
                 <w:szCs w:val="24"/>
               </w:rPr>
-              <w:t>☐ Sí ☐ No</w:t>
-            </w:r>
-          </w:p>
-        </w:tc>
-        <w:tc>
-          <w:tcPr>
-            <w:tcW w:w="1955" w:type="dxa"/>
-            <w:vAlign w:val="center"/>
-          </w:tcPr>
-          <w:p>
-            <w:pPr>
-              <w:spacing w:line="600" w:lineRule="auto"/>
+              <w:t xml:space="preserve">5 h</w:t>
+            </w:r>
+          </w:p>
+        </w:tc>
+        <w:tc>
+          <w:tcPr>
+            <w:tcW w:w="1418" w:type="dxa"/>
+            <w:vAlign w:val="center"/>
+          </w:tcPr>
+          <w:p>
+            <w:pPr/>
+            <w:r>
               <w:rPr>
                 <w:sz w:val="20"/>
                 <w:szCs w:val="24"/>
               </w:rPr>
-            </w:pPr>
-            <w:r>
+              <w:t xml:space="preserve">Sí</w:t>
+            </w:r>
+          </w:p>
+        </w:tc>
+        <w:tc>
+          <w:tcPr>
+            <w:tcW w:w="1276" w:type="dxa"/>
+            <w:vAlign w:val="center"/>
+          </w:tcPr>
+          <w:p>
+            <w:pPr>
+              <w:spacing w:line="600" w:lineRule="auto"/>
               <w:rPr>
                 <w:sz w:val="20"/>
                 <w:szCs w:val="24"/>
               </w:rPr>
-              <w:t>☐ Sí ☐ No</w:t>
+            </w:pPr>
+            <w:r>
+              <w:rPr>
+                <w:sz w:val="20"/>
+                <w:szCs w:val="24"/>
+              </w:rPr>
+              <w:t xml:space="preserve">☐ Sí ☒ No</w:t>
+            </w:r>
+          </w:p>
+        </w:tc>
+        <w:tc>
+          <w:tcPr>
+            <w:tcW w:w="1955" w:type="dxa"/>
+            <w:vAlign w:val="center"/>
+          </w:tcPr>
+          <w:p>
+            <w:pPr>
+              <w:spacing w:line="600" w:lineRule="auto"/>
+              <w:rPr>
+                <w:sz w:val="20"/>
+                <w:szCs w:val="24"/>
+              </w:rPr>
+            </w:pPr>
+            <w:r>
+              <w:rPr>
+                <w:sz w:val="20"/>
+                <w:szCs w:val="24"/>
+              </w:rPr>
+              <w:t xml:space="preserve">☐ Sí ☒ No</w:t>
             </w:r>
           </w:p>
         </w:tc>
@@ -6220,74 +6310,89 @@
             <w:vAlign w:val="center"/>
           </w:tcPr>
           <w:p>
-            <w:pPr>
-              <w:spacing w:line="600" w:lineRule="auto"/>
-            </w:pPr>
-          </w:p>
-        </w:tc>
-        <w:tc>
-          <w:tcPr>
-            <w:tcW w:w="1842" w:type="dxa"/>
-            <w:vAlign w:val="center"/>
-          </w:tcPr>
-          <w:p>
-            <w:pPr>
-              <w:spacing w:line="600" w:lineRule="auto"/>
-            </w:pPr>
-          </w:p>
-        </w:tc>
-        <w:tc>
-          <w:tcPr>
-            <w:tcW w:w="1418" w:type="dxa"/>
-            <w:vAlign w:val="center"/>
-          </w:tcPr>
-          <w:p>
-            <w:pPr>
-              <w:spacing w:line="600" w:lineRule="auto"/>
-            </w:pPr>
-          </w:p>
-        </w:tc>
-        <w:tc>
-          <w:tcPr>
-            <w:tcW w:w="1276" w:type="dxa"/>
-            <w:vAlign w:val="center"/>
-          </w:tcPr>
-          <w:p>
-            <w:pPr>
-              <w:spacing w:line="600" w:lineRule="auto"/>
+            <w:pPr/>
+            <w:r>
               <w:rPr>
                 <w:sz w:val="20"/>
                 <w:szCs w:val="24"/>
               </w:rPr>
-            </w:pPr>
+              <w:t xml:space="preserve">Sobrepreparación: buscar herramientas e información para problemas que aún no existen</w:t>
+            </w:r>
+          </w:p>
+        </w:tc>
+        <w:tc>
+          <w:tcPr>
+            <w:tcW w:w="1842" w:type="dxa"/>
+            <w:vAlign w:val="center"/>
+          </w:tcPr>
+          <w:p>
+            <w:pPr/>
             <w:r>
               <w:rPr>
                 <w:sz w:val="20"/>
                 <w:szCs w:val="24"/>
               </w:rPr>
-              <w:t>☐ Sí ☐ No</w:t>
-            </w:r>
-          </w:p>
-        </w:tc>
-        <w:tc>
-          <w:tcPr>
-            <w:tcW w:w="1955" w:type="dxa"/>
-            <w:vAlign w:val="center"/>
-          </w:tcPr>
-          <w:p>
-            <w:pPr>
-              <w:spacing w:line="600" w:lineRule="auto"/>
+              <w:t xml:space="preserve">2 h</w:t>
+            </w:r>
+          </w:p>
+        </w:tc>
+        <w:tc>
+          <w:tcPr>
+            <w:tcW w:w="1418" w:type="dxa"/>
+            <w:vAlign w:val="center"/>
+          </w:tcPr>
+          <w:p>
+            <w:pPr/>
+            <w:r>
               <w:rPr>
                 <w:sz w:val="20"/>
                 <w:szCs w:val="24"/>
               </w:rPr>
-            </w:pPr>
-            <w:r>
+              <w:t xml:space="preserve">No</w:t>
+            </w:r>
+          </w:p>
+        </w:tc>
+        <w:tc>
+          <w:tcPr>
+            <w:tcW w:w="1276" w:type="dxa"/>
+            <w:vAlign w:val="center"/>
+          </w:tcPr>
+          <w:p>
+            <w:pPr>
+              <w:spacing w:line="600" w:lineRule="auto"/>
               <w:rPr>
                 <w:sz w:val="20"/>
                 <w:szCs w:val="24"/>
               </w:rPr>
-              <w:t>☐ Sí ☐ No</w:t>
+            </w:pPr>
+            <w:r>
+              <w:rPr>
+                <w:sz w:val="20"/>
+                <w:szCs w:val="24"/>
+              </w:rPr>
+              <w:t xml:space="preserve">☐ Sí ☒ No</w:t>
+            </w:r>
+          </w:p>
+        </w:tc>
+        <w:tc>
+          <w:tcPr>
+            <w:tcW w:w="1955" w:type="dxa"/>
+            <w:vAlign w:val="center"/>
+          </w:tcPr>
+          <w:p>
+            <w:pPr>
+              <w:spacing w:line="600" w:lineRule="auto"/>
+              <w:rPr>
+                <w:sz w:val="20"/>
+                <w:szCs w:val="24"/>
+              </w:rPr>
+            </w:pPr>
+            <w:r>
+              <w:rPr>
+                <w:sz w:val="20"/>
+                <w:szCs w:val="24"/>
+              </w:rPr>
+              <w:t xml:space="preserve">☒ Sí ☐ No</w:t>
             </w:r>
           </w:p>
         </w:tc>
@@ -6317,20 +6422,7 @@
         <w:rPr>
           <w:lang w:val="es-CL"/>
         </w:rPr>
-        <w:t>________________________________________________________________________________</w:t>
-      </w:r>
-    </w:p>
-    <w:p>
-      <w:pPr>
-        <w:rPr>
-          <w:lang w:val="es-CL"/>
-        </w:rPr>
-      </w:pPr>
-      <w:r>
-        <w:rPr>
-          <w:lang w:val="es-CL"/>
-        </w:rPr>
-        <w:t>________________________________________________________________________________</w:t>
+        <w:t xml:space="preserve">En el modelamiento y la documentación de la arquitectura de procesos de MP8 y MP21 (alrededor de 10 horas semanales) y en el levantamiento con los dueños de proceso (cerca de 8 horas). Sin embargo, unas 15 de las 38 horas registradas se van en reuniones, correos, consultas de terceros, revisión de detalles y sobrepreparación, es decir, en actividades que no son el núcleo de mi rol.</w:t>
       </w:r>
     </w:p>
     <w:p>
@@ -6357,20 +6449,7 @@
         <w:rPr>
           <w:lang w:val="es-CL"/>
         </w:rPr>
-        <w:t>________________________________________________________________________________</w:t>
-      </w:r>
-    </w:p>
-    <w:p>
-      <w:pPr>
-        <w:rPr>
-          <w:lang w:val="es-CL"/>
-        </w:rPr>
-      </w:pPr>
-      <w:r>
-        <w:rPr>
-          <w:lang w:val="es-CL"/>
-        </w:rPr>
-        <w:t>________________________________________________________________________________</w:t>
+        <w:t xml:space="preserve">El levantamiento directo con los dueños de proceso, el modelamiento en los cinco niveles bajo el MGO y la identificación de riesgos según COSO II, porque son los que producen los entregables comprometidos con Arauco y, al mismo tiempo, el avance de mi AFE. También genera alto valor el tiempo dedicado a la redacción del AFE, aunque es justamente el que más postergo.</w:t>
       </w:r>
     </w:p>
     <w:p>
@@ -6398,20 +6477,7 @@
         <w:rPr>
           <w:lang w:val="es-CL"/>
         </w:rPr>
-        <w:t>________________________________________________________________________________</w:t>
-      </w:r>
-    </w:p>
-    <w:p>
-      <w:pPr>
-        <w:rPr>
-          <w:lang w:val="es-CL"/>
-        </w:rPr>
-      </w:pPr>
-      <w:r>
-        <w:rPr>
-          <w:lang w:val="es-CL"/>
-        </w:rPr>
-        <w:t>________________________________________________________________________________</w:t>
+        <w:t xml:space="preserve">Las reuniones a las que asisto sin evaluar previamente si mi participación es necesaria, las consultas operativas de terceros que no corresponden a mi rol, la revisión personal del detalle y el formato de documentos ya avanzados, y la sobrepreparación: buscar herramientas para problemas que todavía no existen.</w:t>
       </w:r>
     </w:p>
     <w:p>
@@ -6430,12 +6496,7 @@
     </w:p>
     <w:p>
       <w:r>
-        <w:t>________________________________________________________________________________</w:t>
-      </w:r>
-    </w:p>
-    <w:p>
-      <w:r>
-        <w:t>________________________________________________________________________________</w:t>
+        <w:t xml:space="preserve">De las 38 horas registradas, cerca de 23 corresponden a tareas estratégicas (levantamiento, modelamiento y AFE) y 15 a tareas operativas o reactivas. La proporción parece favorable, pero el problema no es la cantidad sino la continuidad: las 15 horas operativas están repartidas a lo largo de todo el día y fragmentan los bloques estratégicos, de modo que buena parte del trabajo profundo termina realizándose fuera de la jornada.</w:t>
       </w:r>
     </w:p>
     <w:p>
@@ -6584,7 +6645,7 @@
                 <w:sz w:val="22"/>
                 <w:szCs w:val="28"/>
               </w:rPr>
-              <w:t>¿Qué debo resolver inmediatamente?</w:t>
+              <w:t xml:space="preserve">Entregas del levantamiento de MP8 y MP21 con fecha comprometida; hitos del AFE y entregas del magíster; validaciones que dependen de la agenda de jefaturas y dueños de proceso.</w:t>
             </w:r>
           </w:p>
         </w:tc>
@@ -6612,7 +6673,7 @@
                 <w:szCs w:val="28"/>
                 <w:lang w:val="es-CL"/>
               </w:rPr>
-              <w:t>¿Qué debo planificar y proteger en mi agenda?</w:t>
+              <w:t xml:space="preserve">Modelamiento en profundidad de los cinco niveles; análisis de riesgos COSO II a nivel de tarea; redacción sostenida del AFE; construir mi propio sistema de registro y seguimiento.</w:t>
             </w:r>
           </w:p>
         </w:tc>
@@ -6671,7 +6732,7 @@
                 <w:szCs w:val="28"/>
                 <w:lang w:val="es-CL"/>
               </w:rPr>
-              <w:t>¿Qué puedo delegar o resolver rápidamente?</w:t>
+              <w:t xml:space="preserve">Consultas operativas de terceros; correos y mensajes de Teams; reuniones de coordinación en las que solo informo o escucho.</w:t>
             </w:r>
           </w:p>
         </w:tc>
@@ -6699,7 +6760,7 @@
                 <w:szCs w:val="28"/>
                 <w:lang w:val="es-CL"/>
               </w:rPr>
-              <w:t>¿Qué puedo eliminar, reducir o dejar de hacer?</w:t>
+              <w:t xml:space="preserve">Revisión del formato y del detalle de documentos ya avanzados; sobrepreparación para problemas que aún no existen; reuniones a las que asisto “por si acaso”.</w:t>
             </w:r>
           </w:p>
         </w:tc>
@@ -6743,24 +6804,7 @@
           <w:szCs w:val="28"/>
           <w:lang w:val="es-CL"/>
         </w:rPr>
-        <w:t>________________________________________________________________________________</w:t>
-      </w:r>
-    </w:p>
-    <w:p>
-      <w:pPr>
-        <w:rPr>
-          <w:sz w:val="22"/>
-          <w:szCs w:val="28"/>
-          <w:lang w:val="es-CL"/>
-        </w:rPr>
-      </w:pPr>
-      <w:r>
-        <w:rPr>
-          <w:sz w:val="22"/>
-          <w:szCs w:val="28"/>
-          <w:lang w:val="es-CL"/>
-        </w:rPr>
-        <w:t>________________________________________________________________________________</w:t>
+        <w:t xml:space="preserve">Entre el cuadrante importante-urgente y el no importante-urgente. Es decir, trabajo empujado por el plazo y por la disponibilidad que ofrezco a los demás, más que por una decisión propia sobre lo que debe ocupar mi agenda.</w:t>
       </w:r>
     </w:p>
     <w:p>
@@ -6794,24 +6838,7 @@
           <w:szCs w:val="28"/>
           <w:lang w:val="es-CL"/>
         </w:rPr>
-        <w:t>________________________________________________________________________________</w:t>
-      </w:r>
-    </w:p>
-    <w:p>
-      <w:pPr>
-        <w:rPr>
-          <w:sz w:val="22"/>
-          <w:szCs w:val="28"/>
-          <w:lang w:val="es-CL"/>
-        </w:rPr>
-      </w:pPr>
-      <w:r>
-        <w:rPr>
-          <w:sz w:val="22"/>
-          <w:szCs w:val="28"/>
-          <w:lang w:val="es-CL"/>
-        </w:rPr>
-        <w:t>________________________________________________________________________________</w:t>
+        <w:t xml:space="preserve">En el cuadrante importante-no urgente. Ahí están el modelamiento profundo, el análisis de riesgos, la redacción del AFE y la construcción de mi sistema de seguimiento; es el cuadrante que evita que todo lo demás se vuelva urgente más adelante.</w:t>
       </w:r>
     </w:p>
     <w:p>
@@ -6859,7 +6886,7 @@
           <w:szCs w:val="28"/>
           <w:lang w:val="es-CL"/>
         </w:rPr>
-        <w:t>☐ Reuniones excesivas   ☐ Correos electrónicos   ☐ Mensajería instantánea   ☐ Interrupciones</w:t>
+        <w:t xml:space="preserve">☒ Reuniones excesivas   ☐ Correos electrónicos   ☐ Mensajería instantánea   ☒ Interrupciones</w:t>
       </w:r>
     </w:p>
     <w:p>
@@ -6877,7 +6904,7 @@
           <w:highlight w:val="yellow"/>
           <w:lang w:val="es-CL"/>
         </w:rPr>
-        <w:t>☐ Falta de planificación</w:t>
+        <w:t xml:space="preserve">☐ Falta de planificación   ☒ No saber decir “no”   ☒ Sobrecarga   ☐ Perfeccionismo</w:t>
       </w:r>
       <w:r>
         <w:rPr>
@@ -6885,7 +6912,7 @@
           <w:szCs w:val="28"/>
           <w:lang w:val="es-CL"/>
         </w:rPr>
-        <w:t xml:space="preserve">   ☐ No saber decir “no”   ☐ Sobrecarga   ☐ Perfeccionismo</w:t>
+        <w:t xml:space="preserve"/>
       </w:r>
     </w:p>
     <w:p>
@@ -6903,7 +6930,7 @@
           <w:highlight w:val="yellow"/>
           <w:lang w:val="es-CL"/>
         </w:rPr>
-        <w:t>☐ Procrastinación</w:t>
+        <w:t xml:space="preserve">☐ Procrastinación   ☒ Dificultad para delegar   ☐ Multitarea   ☐ Falta de prioridades</w:t>
       </w:r>
       <w:r>
         <w:rPr>
@@ -6911,7 +6938,7 @@
           <w:szCs w:val="28"/>
           <w:lang w:val="es-CL"/>
         </w:rPr>
-        <w:t xml:space="preserve">   ☐ Dificultad para delegar   ☐ Multitarea   </w:t>
+        <w:t xml:space="preserve"/>
       </w:r>
       <w:r>
         <w:rPr>
@@ -6920,7 +6947,7 @@
           <w:highlight w:val="yellow"/>
           <w:lang w:val="es-CL"/>
         </w:rPr>
-        <w:t>☐ Falta de prioridades</w:t>
+        <w:t xml:space="preserve"/>
       </w:r>
     </w:p>
     <w:p>
@@ -6937,7 +6964,7 @@
           <w:szCs w:val="28"/>
           <w:lang w:val="es-CL"/>
         </w:rPr>
-        <w:t>☐ Resolver problemas de otras personas   ☐ Falta de objetivos claros   ☐ Otro: __________________</w:t>
+        <w:t xml:space="preserve">☒ Resolver problemas de otras personas   ☐ Falta de objetivos claros   ☒ Otro: sobrepreparación / querer resolverlo todo por mi cuenta</w:t>
       </w:r>
     </w:p>
     <w:p>
@@ -6980,24 +7007,7 @@
           <w:szCs w:val="28"/>
           <w:lang w:val="es-CL"/>
         </w:rPr>
-        <w:t>________________________________________________________________________________</w:t>
-      </w:r>
-    </w:p>
-    <w:p>
-      <w:pPr>
-        <w:rPr>
-          <w:sz w:val="22"/>
-          <w:szCs w:val="28"/>
-          <w:lang w:val="es-CL"/>
-        </w:rPr>
-      </w:pPr>
-      <w:r>
-        <w:rPr>
-          <w:sz w:val="22"/>
-          <w:szCs w:val="28"/>
-          <w:lang w:val="es-CL"/>
-        </w:rPr>
-        <w:t>________________________________________________________________________________</w:t>
+        <w:t xml:space="preserve">Asumir los problemas de otras personas y no delegar: querer resolverlo todo por mi cuenta. Se expresa como no saber decir “no ahora”, aceptar reuniones y solicitudes sin evaluarlas, y sostener todos mis compromisos en la memoria en lugar de en un sistema.</w:t>
       </w:r>
     </w:p>
     <w:p>
@@ -7041,24 +7051,7 @@
           <w:szCs w:val="28"/>
           <w:lang w:val="es-CL"/>
         </w:rPr>
-        <w:t>________________________________________________________________________________</w:t>
-      </w:r>
-    </w:p>
-    <w:p>
-      <w:pPr>
-        <w:rPr>
-          <w:sz w:val="22"/>
-          <w:szCs w:val="28"/>
-          <w:lang w:val="es-CL"/>
-        </w:rPr>
-      </w:pPr>
-      <w:r>
-        <w:rPr>
-          <w:sz w:val="22"/>
-          <w:szCs w:val="28"/>
-          <w:lang w:val="es-CL"/>
-        </w:rPr>
-        <w:t>________________________________________________________________________________</w:t>
+        <w:t xml:space="preserve">Que acepto de inmediato cualquier solicitud para demostrar que soy competente, sin preguntar plazo ni prioridad y sin evaluar si me corresponde. Además no dejo registro externo de lo que asumo, por lo que todo depende de mi memoria y de mi disponibilidad; y creo que pedir ayuda o derivar es traspasarle mi responsabilidad a otra persona.</w:t>
       </w:r>
     </w:p>
     <w:p>
@@ -7099,20 +7092,7 @@
         <w:rPr>
           <w:lang w:val="es-CL"/>
         </w:rPr>
-        <w:t>________________________________________________________________________________</w:t>
-      </w:r>
-    </w:p>
-    <w:p>
-      <w:pPr>
-        <w:rPr>
-          <w:lang w:val="es-CL"/>
-        </w:rPr>
-      </w:pPr>
-      <w:r>
-        <w:rPr>
-          <w:lang w:val="es-CL"/>
-        </w:rPr>
-        <w:t>________________________________________________________________________________</w:t>
+        <w:t xml:space="preserve">...ordeno mentalmente las prioridades y absorbo toda la carga, sin pedir apoyo ni renegociar plazos. Termino extendiendo la jornada en lugar de revisar qué debería salir de mi lista.</w:t>
       </w:r>
     </w:p>
     <w:p>
@@ -7139,20 +7119,7 @@
         <w:rPr>
           <w:lang w:val="es-CL"/>
         </w:rPr>
-        <w:t>________________________________________________________________________________</w:t>
-      </w:r>
-    </w:p>
-    <w:p>
-      <w:pPr>
-        <w:rPr>
-          <w:lang w:val="es-CL"/>
-        </w:rPr>
-      </w:pPr>
-      <w:r>
-        <w:rPr>
-          <w:lang w:val="es-CL"/>
-        </w:rPr>
-        <w:t>________________________________________________________________________________</w:t>
+        <w:t xml:space="preserve">...la tomo de inmediato, aunque esté en medio de un bloque importante, porque me cuesta decir “no ahora”. Después me cuesta retomar el hilo de lo que estaba haciendo.</w:t>
       </w:r>
     </w:p>
     <w:p>
@@ -7179,20 +7146,7 @@
         <w:rPr>
           <w:lang w:val="es-CL"/>
         </w:rPr>
-        <w:t>________________________________________________________________________________</w:t>
-      </w:r>
-    </w:p>
-    <w:p>
-      <w:pPr>
-        <w:rPr>
-          <w:lang w:val="es-CL"/>
-        </w:rPr>
-      </w:pPr>
-      <w:r>
-        <w:rPr>
-          <w:lang w:val="es-CL"/>
-        </w:rPr>
-        <w:t>________________________________________________________________________________</w:t>
+        <w:t xml:space="preserve">...no la evito, la enfrento; pero antes busco herramientas e información para asegurarme de poder resolverla solo, y esa preparación excesiva retrasa el inicio real de la tarea.</w:t>
       </w:r>
     </w:p>
     <w:p>
@@ -7219,20 +7173,7 @@
         <w:rPr>
           <w:lang w:val="es-CL"/>
         </w:rPr>
-        <w:t>________________________________________________________________________________</w:t>
-      </w:r>
-    </w:p>
-    <w:p>
-      <w:pPr>
-        <w:rPr>
-          <w:lang w:val="es-CL"/>
-        </w:rPr>
-      </w:pPr>
-      <w:r>
-        <w:rPr>
-          <w:lang w:val="es-CL"/>
-        </w:rPr>
-        <w:t>________________________________________________________________________________</w:t>
+        <w:t xml:space="preserve">...digo que sí prácticamente siempre, incluso cuando no corresponde a mi rol o cuando no tengo tiempo disponible, porque me cuesta separar el ser servicial de asumir el problema completo.</w:t>
       </w:r>
     </w:p>
     <w:p>
@@ -7259,20 +7200,7 @@
         <w:rPr>
           <w:lang w:val="es-CL"/>
         </w:rPr>
-        <w:t>________________________________________________________________________________</w:t>
-      </w:r>
-    </w:p>
-    <w:p>
-      <w:pPr>
-        <w:rPr>
-          <w:lang w:val="es-CL"/>
-        </w:rPr>
-      </w:pPr>
-      <w:r>
-        <w:rPr>
-          <w:lang w:val="es-CL"/>
-        </w:rPr>
-        <w:t>________________________________________________________________________________</w:t>
+        <w:t xml:space="preserve">...asisto a todas sin evaluar si mi participación es realmente necesaria, y recupero mi propio trabajo fuera del horario laboral.</w:t>
       </w:r>
     </w:p>
     <w:p>
@@ -7291,12 +7219,7 @@
     </w:p>
     <w:p>
       <w:r>
-        <w:t>________________________________________________________________________________</w:t>
-      </w:r>
-    </w:p>
-    <w:p>
-      <w:r>
-        <w:t>________________________________________________________________________________</w:t>
+        <w:t xml:space="preserve">...que me faltó organización o herramientas, y no que asumí más compromisos de los que correspondían. Es la misma creencia de que debo ser capaz de resolverlo todo por mi cuenta, aplicada esta vez a mi agenda.</w:t>
       </w:r>
     </w:p>
     <w:p>
@@ -7381,7 +7304,7 @@
           </w:tcPr>
           <w:p>
             <w:r>
-              <w:t>____ / 10</w:t>
+              <w:t xml:space="preserve">7 / 10</w:t>
             </w:r>
           </w:p>
         </w:tc>
@@ -7416,7 +7339,7 @@
           </w:tcPr>
           <w:p>
             <w:r>
-              <w:t>____ / 10</w:t>
+              <w:t xml:space="preserve">6 / 10</w:t>
             </w:r>
           </w:p>
         </w:tc>
@@ -7451,7 +7374,7 @@
           </w:tcPr>
           <w:p>
             <w:r>
-              <w:t>____ / 10</w:t>
+              <w:t xml:space="preserve">7 / 10</w:t>
             </w:r>
           </w:p>
         </w:tc>
@@ -7480,33 +7403,7 @@
         <w:rPr>
           <w:lang w:val="es-CL"/>
         </w:rPr>
-        <w:t>________________________________________________________________________________</w:t>
-      </w:r>
-    </w:p>
-    <w:p>
-      <w:pPr>
-        <w:rPr>
-          <w:lang w:val="es-CL"/>
-        </w:rPr>
-      </w:pPr>
-      <w:r>
-        <w:rPr>
-          <w:lang w:val="es-CL"/>
-        </w:rPr>
-        <w:t>________________________________________________________________________________</w:t>
-      </w:r>
-    </w:p>
-    <w:p>
-      <w:pPr>
-        <w:rPr>
-          <w:lang w:val="es-CL"/>
-        </w:rPr>
-      </w:pPr>
-      <w:r>
-        <w:rPr>
-          <w:lang w:val="es-CL"/>
-        </w:rPr>
-        <w:t>________________________________________________________________________________</w:t>
+        <w:t xml:space="preserve">Me percibo organizado porque planifico y priorizo bien: obtuve 19/25 en planificación y 19/25 en priorización. El registro de la semana, en cambio, muestra que esa organización vive en mi cabeza y no en un sistema, y que se desarma en cuanto aparecen interrupciones, reuniones o solicitudes de terceros: obtuve 14/25 tanto en interrupciones y reuniones como en control y seguimiento. Es revelador que me haya evaluado con 5/5 en “identifico rápidamente qué tareas están pendientes, en curso y terminadas” y con 2/5 en “tengo un sistema confiable para registrarlas”: confío en mi memoria, no en un método.</w:t>
       </w:r>
     </w:p>
     <w:p>
@@ -7525,12 +7422,7 @@
     </w:p>
     <w:p>
       <w:r>
-        <w:t>________________________________________________________________________________</w:t>
-      </w:r>
-    </w:p>
-    <w:p>
-      <w:r>
-        <w:t>________________________________________________________________________________</w:t>
+        <w:t xml:space="preserve">Mi brecha no está en planificar, sino en proteger y en soltar. Necesito un sistema externo de registro y seguimiento, y necesito poner límites: evaluar antes de aceptar, decir “no ahora” y delegar o pedir ayuda cuando la tarea no depende de mí.</w:t>
       </w:r>
     </w:p>
     <w:p>
@@ -7662,27 +7554,18 @@
           </w:tcPr>
           <w:p>
             <w:pPr>
-              <w:spacing w:line="600" w:lineRule="auto"/>
               <w:rPr>
                 <w:sz w:val="20"/>
                 <w:szCs w:val="24"/>
               </w:rPr>
             </w:pPr>
-          </w:p>
-        </w:tc>
-        <w:tc>
-          <w:tcPr>
-            <w:tcW w:w="2578" w:type="dxa"/>
-            <w:vAlign w:val="center"/>
-          </w:tcPr>
-          <w:p>
-            <w:pPr>
-              <w:spacing w:line="600" w:lineRule="auto"/>
+            <w:r>
               <w:rPr>
                 <w:sz w:val="20"/>
                 <w:szCs w:val="24"/>
               </w:rPr>
-            </w:pPr>
+              <w:t xml:space="preserve">Aceptar de inmediato toda solicitud o reunión que llega, para demostrar que soy capaz de resolverla.</w:t>
+            </w:r>
           </w:p>
         </w:tc>
         <w:tc>
@@ -7692,27 +7575,60 @@
           </w:tcPr>
           <w:p>
             <w:pPr>
-              <w:spacing w:line="600" w:lineRule="auto"/>
               <w:rPr>
                 <w:sz w:val="20"/>
                 <w:szCs w:val="24"/>
               </w:rPr>
             </w:pPr>
-          </w:p>
-        </w:tc>
-        <w:tc>
-          <w:tcPr>
-            <w:tcW w:w="2578" w:type="dxa"/>
-            <w:vAlign w:val="center"/>
-          </w:tcPr>
-          <w:p>
-            <w:pPr>
-              <w:spacing w:line="600" w:lineRule="auto"/>
+            <w:r>
               <w:rPr>
                 <w:sz w:val="20"/>
                 <w:szCs w:val="24"/>
               </w:rPr>
-            </w:pPr>
+              <w:t xml:space="preserve">Evaluar antes de comprometerme, y pedir ayuda o derivar cuando corresponde.</w:t>
+            </w:r>
+          </w:p>
+        </w:tc>
+        <w:tc>
+          <w:tcPr>
+            <w:tcW w:w="2578" w:type="dxa"/>
+            <w:vAlign w:val="center"/>
+          </w:tcPr>
+          <w:p>
+            <w:pPr>
+              <w:rPr>
+                <w:sz w:val="20"/>
+                <w:szCs w:val="24"/>
+              </w:rPr>
+            </w:pPr>
+            <w:r>
+              <w:rPr>
+                <w:sz w:val="20"/>
+                <w:szCs w:val="24"/>
+              </w:rPr>
+              <w:t xml:space="preserve">Antes de aceptar, preguntar plazo y prioridad, y responder “puedo hacerlo el [día]” o “no ahora”. Si no tengo la herramienta, identificar quién sí la tiene y pedir ayuda. Meta: al menos 2 veces por semana.</w:t>
+            </w:r>
+          </w:p>
+        </w:tc>
+        <w:tc>
+          <w:tcPr>
+            <w:tcW w:w="2578" w:type="dxa"/>
+            <w:vAlign w:val="center"/>
+          </w:tcPr>
+          <w:p>
+            <w:pPr>
+              <w:rPr>
+                <w:sz w:val="20"/>
+                <w:szCs w:val="24"/>
+              </w:rPr>
+            </w:pPr>
+            <w:r>
+              <w:rPr>
+                <w:sz w:val="20"/>
+                <w:szCs w:val="24"/>
+              </w:rPr>
+              <w:t xml:space="preserve">Desde el lunes 7 de septiembre de 2026 (seguimiento semanal).</w:t>
+            </w:r>
           </w:p>
         </w:tc>
       </w:tr>
@@ -7727,27 +7643,18 @@
           </w:tcPr>
           <w:p>
             <w:pPr>
-              <w:spacing w:line="600" w:lineRule="auto"/>
               <w:rPr>
                 <w:sz w:val="20"/>
                 <w:szCs w:val="24"/>
               </w:rPr>
             </w:pPr>
-          </w:p>
-        </w:tc>
-        <w:tc>
-          <w:tcPr>
-            <w:tcW w:w="2578" w:type="dxa"/>
-            <w:vAlign w:val="center"/>
-          </w:tcPr>
-          <w:p>
-            <w:pPr>
-              <w:spacing w:line="600" w:lineRule="auto"/>
+            <w:r>
               <w:rPr>
                 <w:sz w:val="20"/>
                 <w:szCs w:val="24"/>
               </w:rPr>
-            </w:pPr>
+              <w:t xml:space="preserve">Sostener mis tareas y compromisos en la memoria, sin registro externo.</w:t>
+            </w:r>
           </w:p>
         </w:tc>
         <w:tc>
@@ -7757,27 +7664,60 @@
           </w:tcPr>
           <w:p>
             <w:pPr>
-              <w:spacing w:line="600" w:lineRule="auto"/>
               <w:rPr>
                 <w:sz w:val="20"/>
                 <w:szCs w:val="24"/>
               </w:rPr>
             </w:pPr>
-          </w:p>
-        </w:tc>
-        <w:tc>
-          <w:tcPr>
-            <w:tcW w:w="2578" w:type="dxa"/>
-            <w:vAlign w:val="center"/>
-          </w:tcPr>
-          <w:p>
-            <w:pPr>
-              <w:spacing w:line="600" w:lineRule="auto"/>
+            <w:r>
               <w:rPr>
                 <w:sz w:val="20"/>
                 <w:szCs w:val="24"/>
               </w:rPr>
-            </w:pPr>
+              <w:t xml:space="preserve">Registrar todo en un sistema único y confiable.</w:t>
+            </w:r>
+          </w:p>
+        </w:tc>
+        <w:tc>
+          <w:tcPr>
+            <w:tcW w:w="2578" w:type="dxa"/>
+            <w:vAlign w:val="center"/>
+          </w:tcPr>
+          <w:p>
+            <w:pPr>
+              <w:rPr>
+                <w:sz w:val="20"/>
+                <w:szCs w:val="24"/>
+              </w:rPr>
+            </w:pPr>
+            <w:r>
+              <w:rPr>
+                <w:sz w:val="20"/>
+                <w:szCs w:val="24"/>
+              </w:rPr>
+              <w:t xml:space="preserve">Crear un tablero único con tres estados (pendiente, en curso, terminado) y revisarlo 10 minutos al iniciar y 10 minutos al cerrar la jornada.</w:t>
+            </w:r>
+          </w:p>
+        </w:tc>
+        <w:tc>
+          <w:tcPr>
+            <w:tcW w:w="2578" w:type="dxa"/>
+            <w:vAlign w:val="center"/>
+          </w:tcPr>
+          <w:p>
+            <w:pPr>
+              <w:rPr>
+                <w:sz w:val="20"/>
+                <w:szCs w:val="24"/>
+              </w:rPr>
+            </w:pPr>
+            <w:r>
+              <w:rPr>
+                <w:sz w:val="20"/>
+                <w:szCs w:val="24"/>
+              </w:rPr>
+              <w:t xml:space="preserve">Desde el lunes 7 de septiembre de 2026 (revisión diaria).</w:t>
+            </w:r>
           </w:p>
         </w:tc>
       </w:tr>
@@ -7792,27 +7732,18 @@
           </w:tcPr>
           <w:p>
             <w:pPr>
-              <w:spacing w:line="600" w:lineRule="auto"/>
               <w:rPr>
                 <w:sz w:val="20"/>
                 <w:szCs w:val="24"/>
               </w:rPr>
             </w:pPr>
-          </w:p>
-        </w:tc>
-        <w:tc>
-          <w:tcPr>
-            <w:tcW w:w="2578" w:type="dxa"/>
-            <w:vAlign w:val="center"/>
-          </w:tcPr>
-          <w:p>
-            <w:pPr>
-              <w:spacing w:line="600" w:lineRule="auto"/>
+            <w:r>
               <w:rPr>
                 <w:sz w:val="20"/>
                 <w:szCs w:val="24"/>
               </w:rPr>
-            </w:pPr>
+              <w:t xml:space="preserve">Asistir a todas las reuniones y atender interrupciones en cualquier momento del día.</w:t>
+            </w:r>
           </w:p>
         </w:tc>
         <w:tc>
@@ -7822,27 +7753,60 @@
           </w:tcPr>
           <w:p>
             <w:pPr>
-              <w:spacing w:line="600" w:lineRule="auto"/>
               <w:rPr>
                 <w:sz w:val="20"/>
                 <w:szCs w:val="24"/>
               </w:rPr>
             </w:pPr>
-          </w:p>
-        </w:tc>
-        <w:tc>
-          <w:tcPr>
-            <w:tcW w:w="2578" w:type="dxa"/>
-            <w:vAlign w:val="center"/>
-          </w:tcPr>
-          <w:p>
-            <w:pPr>
-              <w:spacing w:line="600" w:lineRule="auto"/>
+            <w:r>
               <w:rPr>
                 <w:sz w:val="20"/>
                 <w:szCs w:val="24"/>
               </w:rPr>
-            </w:pPr>
+              <w:t xml:space="preserve">Proteger bloques de trabajo profundo y evaluar cada reunión antes de confirmar.</w:t>
+            </w:r>
+          </w:p>
+        </w:tc>
+        <w:tc>
+          <w:tcPr>
+            <w:tcW w:w="2578" w:type="dxa"/>
+            <w:vAlign w:val="center"/>
+          </w:tcPr>
+          <w:p>
+            <w:pPr>
+              <w:rPr>
+                <w:sz w:val="20"/>
+                <w:szCs w:val="24"/>
+              </w:rPr>
+            </w:pPr>
+            <w:r>
+              <w:rPr>
+                <w:sz w:val="20"/>
+                <w:szCs w:val="24"/>
+              </w:rPr>
+              <w:t xml:space="preserve">Bloquear dos bloques de 90 minutos al día para levantamiento y AFE, sin correo ni Teams; y pedir objetivo y agenda antes de confirmar asistencia a una reunión.</w:t>
+            </w:r>
+          </w:p>
+        </w:tc>
+        <w:tc>
+          <w:tcPr>
+            <w:tcW w:w="2578" w:type="dxa"/>
+            <w:vAlign w:val="center"/>
+          </w:tcPr>
+          <w:p>
+            <w:pPr>
+              <w:rPr>
+                <w:sz w:val="20"/>
+                <w:szCs w:val="24"/>
+              </w:rPr>
+            </w:pPr>
+            <w:r>
+              <w:rPr>
+                <w:sz w:val="20"/>
+                <w:szCs w:val="24"/>
+              </w:rPr>
+              <w:t xml:space="preserve">Desde el martes 8 de septiembre de 2026 (revisión el 5 de octubre de 2026).</w:t>
+            </w:r>
           </w:p>
         </w:tc>
       </w:tr>
@@ -7871,20 +7835,7 @@
         <w:rPr>
           <w:lang w:val="es-CL"/>
         </w:rPr>
-        <w:t>________________________________________________________________________________</w:t>
-      </w:r>
-    </w:p>
-    <w:p>
-      <w:pPr>
-        <w:rPr>
-          <w:lang w:val="es-CL"/>
-        </w:rPr>
-      </w:pPr>
-      <w:r>
-        <w:rPr>
-          <w:lang w:val="es-CL"/>
-        </w:rPr>
-        <w:t>________________________________________________________________________________</w:t>
+        <w:t xml:space="preserve">...registrar todos mis compromisos en un sistema único, proteger dos bloques diarios de trabajo profundo y evaluar cada solicitud antes de aceptarla, pidiendo ayuda o derivando cuando la tarea no depende de mí.</w:t>
       </w:r>
     </w:p>
     <w:p>
@@ -7911,20 +7862,7 @@
         <w:rPr>
           <w:lang w:val="es-CL"/>
         </w:rPr>
-        <w:t>________________________________________________________________________________</w:t>
-      </w:r>
-    </w:p>
-    <w:p>
-      <w:pPr>
-        <w:rPr>
-          <w:lang w:val="es-CL"/>
-        </w:rPr>
-      </w:pPr>
-      <w:r>
-        <w:rPr>
-          <w:lang w:val="es-CL"/>
-        </w:rPr>
-        <w:t>________________________________________________________________________________</w:t>
+        <w:t xml:space="preserve">Dejaré de aceptar automáticamente toda solicitud y toda reunión; dejaré de revisar personalmente cada detalle de lo que ya delegué; dejaré de sostener mi organización solo en la memoria; y dejaré de sobrepreparar para problemas que todavía no existen.</w:t>
       </w:r>
     </w:p>
     <w:p>
@@ -7951,20 +7889,7 @@
         <w:rPr>
           <w:lang w:val="es-CL"/>
         </w:rPr>
-        <w:t>________________________________________________________________________________</w:t>
-      </w:r>
-    </w:p>
-    <w:p>
-      <w:pPr>
-        <w:rPr>
-          <w:lang w:val="es-CL"/>
-        </w:rPr>
-      </w:pPr>
-      <w:r>
-        <w:rPr>
-          <w:lang w:val="es-CL"/>
-        </w:rPr>
-        <w:t>________________________________________________________________________________</w:t>
+        <w:t xml:space="preserve">Comenzaré a preguntar plazo y prioridad antes de comprometerme, a decir “no ahora” cuando corresponda, a identificar explícitamente a quién pedir ayuda, a revisar mi tablero al inicio y al cierre de cada jornada, y a revisar cada semana si mi tiempo real se alineó con mis prioridades.</w:t>
       </w:r>
     </w:p>
     <w:p>
@@ -7991,20 +7916,7 @@
         <w:rPr>
           <w:lang w:val="es-CL"/>
         </w:rPr>
-        <w:t>________________________________________________________________________________</w:t>
-      </w:r>
-    </w:p>
-    <w:p>
-      <w:pPr>
-        <w:rPr>
-          <w:lang w:val="es-CL"/>
-        </w:rPr>
-      </w:pPr>
-      <w:r>
-        <w:rPr>
-          <w:lang w:val="es-CL"/>
-        </w:rPr>
-        <w:t>________________________________________________________________________________</w:t>
+        <w:t xml:space="preserve">Mantendré la reserva de tiempo para las tareas importantes, el hábito de no trabajar en varias tareas importantes a la vez, el terminar lo que empiezo antes de cambiar de actividad y el priorizar conscientemente cuando hay sobrecarga: son los ítems en los que me evalué con el puntaje máximo.</w:t>
       </w:r>
     </w:p>
     <w:p>
@@ -8052,7 +7964,7 @@
           <w:szCs w:val="28"/>
           <w:lang w:val="es-CL"/>
         </w:rPr>
-        <w:t>Reflexión: ______________________________________________________________________</w:t>
+        <w:t xml:space="preserve">Reflexión: Tengo un problema de límites y de delegación, no de tiempo. Priorizo bien, pero acepto más de lo que cabe en mi jornada.</w:t>
       </w:r>
     </w:p>
     <w:p>
@@ -8086,7 +7998,7 @@
           <w:szCs w:val="28"/>
           <w:lang w:val="es-CL"/>
         </w:rPr>
-        <w:t>Reflexión: ______________________________________________________________________</w:t>
+        <w:t xml:space="preserve">Reflexión: Las reuniones informativas en las que solo escucho, las consultas operativas que no corresponden a mi rol y la revisión de detalles de formato.</w:t>
       </w:r>
     </w:p>
     <w:p>
@@ -8120,7 +8032,7 @@
           <w:szCs w:val="28"/>
           <w:lang w:val="es-CL"/>
         </w:rPr>
-        <w:t>Reflexión: ______________________________________________________________________</w:t>
+        <w:t xml:space="preserve">Reflexión: La consolidación de formatos y la corrección de estilo de los documentos, la búsqueda de antecedentes ya levantados por otras áreas y la respuesta a consultas operativas de terceros.</w:t>
       </w:r>
     </w:p>
     <w:p>
@@ -8155,7 +8067,7 @@
           <w:lang w:val="es-CL"/>
         </w:rPr>
         <w:lastRenderedPageBreak/>
-        <w:t>Reflexión: ______________________________________________________________________</w:t>
+        <w:t xml:space="preserve">Reflexión: Pedir ayuda de manera explícita y decir “no” a una solicitud que viene de alguien con mayor jerarquía.</w:t>
       </w:r>
     </w:p>
     <w:p>
@@ -8189,7 +8101,7 @@
           <w:szCs w:val="28"/>
           <w:lang w:val="es-CL"/>
         </w:rPr>
-        <w:t>Reflexión: ______________________________________________________________________</w:t>
+        <w:t xml:space="preserve">Reflexión: Recupero mi trabajo fuera de la jornada y le resto tiempo a mi familia, que es justamente el área más baja de mi Rueda de la Vida (86/100, con 70 en tiempo dedicado a la familia). Además sostengo ansiedad por anticipar problemas que aún no existen.</w:t>
       </w:r>
     </w:p>
     <w:p>
@@ -8223,7 +8135,7 @@
           <w:szCs w:val="28"/>
           <w:lang w:val="es-CL"/>
         </w:rPr>
-        <w:t>Reflexión: ______________________________________________________________________</w:t>
+        <w:t xml:space="preserve">Reflexión: Digo que priorizo el levantamiento de MP8 y MP21 y el avance del AFE; en la práctica priorizo estar disponible para los demás.</w:t>
       </w:r>
     </w:p>
     <w:p>
@@ -8257,7 +8169,7 @@
           <w:szCs w:val="28"/>
           <w:lang w:val="es-CL"/>
         </w:rPr>
-        <w:t>Reflexión: ______________________________________________________________________</w:t>
+        <w:t xml:space="preserve">Reflexión: Mi objetivo es modelar procesos y riesgos con profundidad, pero mi tiempo se fragmenta en interrupciones, de modo que el trabajo profundo termina ocurriendo fuera del horario laboral.</w:t>
       </w:r>
     </w:p>
     <w:p>
@@ -8291,7 +8203,7 @@
           <w:szCs w:val="28"/>
           <w:lang w:val="es-CL"/>
         </w:rPr>
-        <w:t>Reflexión: ______________________________________________________________________</w:t>
+        <w:t xml:space="preserve">Reflexión: Con mi jefatura, para acordar qué solicitudes deben entrar por mí, qué se deriva y qué reuniones requieren realmente mi presencia; y con el equipo, para acordar qué puedo delegar.</w:t>
       </w:r>
     </w:p>
     <w:p>
@@ -8325,7 +8237,7 @@
           <w:szCs w:val="28"/>
           <w:lang w:val="es-CL"/>
         </w:rPr>
-        <w:t>Reflexión: ______________________________________________________________________</w:t>
+        <w:t xml:space="preserve">Reflexión: Dejar de ser el canal de entrada de toda solicitud y dejar de revisar personalmente cada detalle.</w:t>
       </w:r>
     </w:p>
     <w:p>
@@ -8359,7 +8271,7 @@
           <w:szCs w:val="28"/>
           <w:lang w:val="es-CL"/>
         </w:rPr>
-        <w:t>Reflexión: ______________________________________________________________________</w:t>
+        <w:t xml:space="preserve">Reflexión: Las reuniones sin objetivo declarado, la revisión de formato y la sobrepreparación.</w:t>
       </w:r>
     </w:p>
     <w:p>
@@ -8393,7 +8305,7 @@
           <w:szCs w:val="28"/>
           <w:lang w:val="es-CL"/>
         </w:rPr>
-        <w:t>Reflexión: ______________________________________________________________________</w:t>
+        <w:t xml:space="preserve">Reflexión: El análisis de riesgos COSO II a nivel de tarea y la redacción sostenida del AFE.</w:t>
       </w:r>
     </w:p>
     <w:p>
@@ -8427,7 +8339,7 @@
           <w:szCs w:val="28"/>
           <w:lang w:val="es-CL"/>
         </w:rPr>
-        <w:t>Reflexión: ______________________________________________________________________</w:t>
+        <w:t xml:space="preserve">Reflexión: Preguntar “¿esto lo tengo que hacer yo?” antes de aceptar, y registrar el compromiso en un sistema en lugar de en mi memoria.</w:t>
       </w:r>
     </w:p>
     <w:p>
@@ -8468,20 +8380,7 @@
         <w:rPr>
           <w:lang w:val="es-CL"/>
         </w:rPr>
-        <w:t>________________________________________________________________________________</w:t>
-      </w:r>
-    </w:p>
-    <w:p>
-      <w:pPr>
-        <w:rPr>
-          <w:lang w:val="es-CL"/>
-        </w:rPr>
-      </w:pPr>
-      <w:r>
-        <w:rPr>
-          <w:lang w:val="es-CL"/>
-        </w:rPr>
-        <w:t>________________________________________________________________________________</w:t>
+        <w:t xml:space="preserve">Que mi dificultad no está en planificar, sino en poner límites y delegar. La creencia de que puedo resolverlo todo por mi cuenta no solo afecta mis decisiones: también administra mi agenda. Mi tiempo no se pierde, lo entrego.</w:t>
       </w:r>
     </w:p>
     <w:p>
@@ -8508,20 +8407,7 @@
         <w:rPr>
           <w:lang w:val="es-CL"/>
         </w:rPr>
-        <w:t>________________________________________________________________________________</w:t>
-      </w:r>
-    </w:p>
-    <w:p>
-      <w:pPr>
-        <w:rPr>
-          <w:lang w:val="es-CL"/>
-        </w:rPr>
-      </w:pPr>
-      <w:r>
-        <w:rPr>
-          <w:lang w:val="es-CL"/>
-        </w:rPr>
-        <w:t>________________________________________________________________________________</w:t>
+        <w:t xml:space="preserve">Aceptar automáticamente toda solicitud y sostener mis compromisos solo en la memoria. La reemplazaré por una secuencia concreta: evaluar, registrar y, cuando corresponda, pedir ayuda o derivar.</w:t>
       </w:r>
     </w:p>
     <w:p>
@@ -8548,20 +8434,7 @@
         <w:rPr>
           <w:lang w:val="es-CL"/>
         </w:rPr>
-        <w:t>________________________________________________________________________________</w:t>
-      </w:r>
-    </w:p>
-    <w:p>
-      <w:pPr>
-        <w:rPr>
-          <w:lang w:val="es-CL"/>
-        </w:rPr>
-      </w:pPr>
-      <w:r>
-        <w:rPr>
-          <w:lang w:val="es-CL"/>
-        </w:rPr>
-        <w:t>________________________________________________________________________________</w:t>
+        <w:t xml:space="preserve">Recuperar entre 6 y 8 horas semanales de trabajo profundo, cerrar el levantamiento de MP8 y MP21 dentro de la jornada laboral, avanzar el AFE con regularidad y devolverle tiempo a mi familia, que es el área que aparece más descendida en mi Rueda de la Vida.</w:t>
       </w:r>
     </w:p>
     <w:p>
@@ -8588,21 +8461,7 @@
         <w:rPr>
           <w:lang w:val="es-CL"/>
         </w:rPr>
-        <w:t>________________________________________________________________________________</w:t>
-      </w:r>
-    </w:p>
-    <w:p>
-      <w:pPr>
-        <w:rPr>
-          <w:lang w:val="es-CL"/>
-        </w:rPr>
-      </w:pPr>
-      <w:r>
-        <w:rPr>
-          <w:lang w:val="es-CL"/>
-        </w:rPr>
-        <w:lastRenderedPageBreak/>
-        <w:t>________________________________________________________________________________</w:t>
+        <w:t xml:space="preserve">Registrar diariamente en un tablero único, cumplir dos bloques protegidos de 90 minutos cada día y, en al menos dos solicitudes por semana, pedir ayuda, delegar o responder “no ahora”.</w:t>
       </w:r>
     </w:p>
     <w:p>
@@ -8629,20 +8488,7 @@
         <w:rPr>
           <w:lang w:val="es-CL"/>
         </w:rPr>
-        <w:t>________________________________________________________________________________</w:t>
-      </w:r>
-    </w:p>
-    <w:p>
-      <w:pPr>
-        <w:rPr>
-          <w:lang w:val="es-CL"/>
-        </w:rPr>
-      </w:pPr>
-      <w:r>
-        <w:rPr>
-          <w:lang w:val="es-CL"/>
-        </w:rPr>
-        <w:t>________________________________________________________________________________</w:t>
+        <w:t xml:space="preserve">Con un registro semanal de cuatro indicadores: número de solicitudes que evalué antes de aceptar, número de veces que pedí ayuda o delegué, bloques protegidos cumplidos (meta: 8 de 10 por semana) y horas trabajadas fuera de la jornada. Además reaplicaré este autodiagnóstico el 5 de octubre de 2026, esperando pasar de 99/150 a al menos 110/150.</w:t>
       </w:r>
     </w:p>
     <w:p>
@@ -8687,7 +8533,7 @@
           <w:szCs w:val="28"/>
           <w:lang w:val="es-CL"/>
         </w:rPr>
-        <w:t>Fecha de revisión: ______________________    Firma/compromiso: ______________________________</w:t>
+        <w:t xml:space="preserve">Fecha de revisión: 5 de octubre de 2026    Firma/compromiso: Bastián Ignacio Darwit Vera</w:t>
       </w:r>
     </w:p>
     <w:sectPr>
